--- a/tillsyn/A 54840-2025 tillsynsbegäran.docx
+++ b/tillsyn/A 54840-2025 tillsynsbegäran.docx
@@ -540,7 +540,7 @@
     <w:r>
       <w:tab/>
       <w:tab/>
-      <w:t>2025-12-02</w:t>
+      <w:t>2025-12-03</w:t>
       <w:br/>
       <w:br/>
     </w:r>

--- a/tillsyn/A 54840-2025 tillsynsbegäran.docx
+++ b/tillsyn/A 54840-2025 tillsynsbegäran.docx
@@ -540,7 +540,7 @@
     <w:r>
       <w:tab/>
       <w:tab/>
-      <w:t>2025-12-03</w:t>
+      <w:t>2025-12-04</w:t>
       <w:br/>
       <w:br/>
     </w:r>

--- a/tillsyn/A 54840-2025 tillsynsbegäran.docx
+++ b/tillsyn/A 54840-2025 tillsynsbegäran.docx
@@ -540,7 +540,7 @@
     <w:r>
       <w:tab/>
       <w:tab/>
-      <w:t>2025-12-04</w:t>
+      <w:t>2025-12-05</w:t>
       <w:br/>
       <w:br/>
     </w:r>

--- a/tillsyn/A 54840-2025 tillsynsbegäran.docx
+++ b/tillsyn/A 54840-2025 tillsynsbegäran.docx
@@ -540,7 +540,7 @@
     <w:r>
       <w:tab/>
       <w:tab/>
-      <w:t>2025-12-05</w:t>
+      <w:t>2025-12-06</w:t>
       <w:br/>
       <w:br/>
     </w:r>

--- a/tillsyn/A 54840-2025 tillsynsbegäran.docx
+++ b/tillsyn/A 54840-2025 tillsynsbegäran.docx
@@ -540,7 +540,7 @@
     <w:r>
       <w:tab/>
       <w:tab/>
-      <w:t>2025-12-06</w:t>
+      <w:t>2025-12-07</w:t>
       <w:br/>
       <w:br/>
     </w:r>

--- a/tillsyn/A 54840-2025 tillsynsbegäran.docx
+++ b/tillsyn/A 54840-2025 tillsynsbegäran.docx
@@ -540,7 +540,7 @@
     <w:r>
       <w:tab/>
       <w:tab/>
-      <w:t>2025-12-07</w:t>
+      <w:t>2025-12-08</w:t>
       <w:br/>
       <w:br/>
     </w:r>

--- a/tillsyn/A 54840-2025 tillsynsbegäran.docx
+++ b/tillsyn/A 54840-2025 tillsynsbegäran.docx
@@ -540,7 +540,7 @@
     <w:r>
       <w:tab/>
       <w:tab/>
-      <w:t>2025-12-08</w:t>
+      <w:t>2025-12-09</w:t>
       <w:br/>
       <w:br/>
     </w:r>

--- a/tillsyn/A 54840-2025 tillsynsbegäran.docx
+++ b/tillsyn/A 54840-2025 tillsynsbegäran.docx
@@ -540,7 +540,7 @@
     <w:r>
       <w:tab/>
       <w:tab/>
-      <w:t>2025-12-09</w:t>
+      <w:t>2025-12-10</w:t>
       <w:br/>
       <w:br/>
     </w:r>

--- a/tillsyn/A 54840-2025 tillsynsbegäran.docx
+++ b/tillsyn/A 54840-2025 tillsynsbegäran.docx
@@ -540,7 +540,7 @@
     <w:r>
       <w:tab/>
       <w:tab/>
-      <w:t>2025-12-10</w:t>
+      <w:t>2025-12-11</w:t>
       <w:br/>
       <w:br/>
     </w:r>

--- a/tillsyn/A 54840-2025 tillsynsbegäran.docx
+++ b/tillsyn/A 54840-2025 tillsynsbegäran.docx
@@ -540,7 +540,7 @@
     <w:r>
       <w:tab/>
       <w:tab/>
-      <w:t>2025-12-11</w:t>
+      <w:t>2025-12-12</w:t>
       <w:br/>
       <w:br/>
     </w:r>

--- a/tillsyn/A 54840-2025 tillsynsbegäran.docx
+++ b/tillsyn/A 54840-2025 tillsynsbegäran.docx
@@ -540,7 +540,7 @@
     <w:r>
       <w:tab/>
       <w:tab/>
-      <w:t>2025-12-12</w:t>
+      <w:t>2025-12-13</w:t>
       <w:br/>
       <w:br/>
     </w:r>

--- a/tillsyn/A 54840-2025 tillsynsbegäran.docx
+++ b/tillsyn/A 54840-2025 tillsynsbegäran.docx
@@ -540,7 +540,7 @@
     <w:r>
       <w:tab/>
       <w:tab/>
-      <w:t>2025-12-19</w:t>
+      <w:t>2025-12-20</w:t>
       <w:br/>
       <w:br/>
     </w:r>

--- a/tillsyn/A 54840-2025 tillsynsbegäran.docx
+++ b/tillsyn/A 54840-2025 tillsynsbegäran.docx
@@ -540,7 +540,7 @@
     <w:r>
       <w:tab/>
       <w:tab/>
-      <w:t>2025-12-20</w:t>
+      <w:t>2025-12-21</w:t>
       <w:br/>
       <w:br/>
     </w:r>

--- a/tillsyn/A 54840-2025 tillsynsbegäran.docx
+++ b/tillsyn/A 54840-2025 tillsynsbegäran.docx
@@ -540,7 +540,7 @@
     <w:r>
       <w:tab/>
       <w:tab/>
-      <w:t>2025-12-21</w:t>
+      <w:t>2025-12-22</w:t>
       <w:br/>
       <w:br/>
     </w:r>

--- a/tillsyn/A 54840-2025 tillsynsbegäran.docx
+++ b/tillsyn/A 54840-2025 tillsynsbegäran.docx
@@ -540,7 +540,7 @@
     <w:r>
       <w:tab/>
       <w:tab/>
-      <w:t>2025-12-22</w:t>
+      <w:t>2025-12-26</w:t>
       <w:br/>
       <w:br/>
     </w:r>

--- a/tillsyn/A 54840-2025 tillsynsbegäran.docx
+++ b/tillsyn/A 54840-2025 tillsynsbegäran.docx
@@ -540,7 +540,7 @@
     <w:r>
       <w:tab/>
       <w:tab/>
-      <w:t>2026-01-03</w:t>
+      <w:t>2026-01-04</w:t>
       <w:br/>
       <w:br/>
     </w:r>

--- a/tillsyn/A 54840-2025 tillsynsbegäran.docx
+++ b/tillsyn/A 54840-2025 tillsynsbegäran.docx
@@ -540,7 +540,7 @@
     <w:r>
       <w:tab/>
       <w:tab/>
-      <w:t>2026-01-07</w:t>
+      <w:t>2026-01-08</w:t>
       <w:br/>
       <w:br/>
     </w:r>

--- a/tillsyn/A 54840-2025 tillsynsbegäran.docx
+++ b/tillsyn/A 54840-2025 tillsynsbegäran.docx
@@ -540,7 +540,7 @@
     <w:r>
       <w:tab/>
       <w:tab/>
-      <w:t>2026-01-08</w:t>
+      <w:t>2026-01-09</w:t>
       <w:br/>
       <w:br/>
     </w:r>

--- a/tillsyn/A 54840-2025 tillsynsbegäran.docx
+++ b/tillsyn/A 54840-2025 tillsynsbegäran.docx
@@ -540,7 +540,7 @@
     <w:r>
       <w:tab/>
       <w:tab/>
-      <w:t>2026-01-09</w:t>
+      <w:t>2026-01-10</w:t>
       <w:br/>
       <w:br/>
     </w:r>

--- a/tillsyn/A 54840-2025 tillsynsbegäran.docx
+++ b/tillsyn/A 54840-2025 tillsynsbegäran.docx
@@ -540,7 +540,7 @@
     <w:r>
       <w:tab/>
       <w:tab/>
-      <w:t>2026-01-10</w:t>
+      <w:t>2026-01-11</w:t>
       <w:br/>
       <w:br/>
     </w:r>

--- a/tillsyn/A 54840-2025 tillsynsbegäran.docx
+++ b/tillsyn/A 54840-2025 tillsynsbegäran.docx
@@ -540,7 +540,7 @@
     <w:r>
       <w:tab/>
       <w:tab/>
-      <w:t>2026-01-11</w:t>
+      <w:t>2026-01-12</w:t>
       <w:br/>
       <w:br/>
     </w:r>

--- a/tillsyn/A 54840-2025 tillsynsbegäran.docx
+++ b/tillsyn/A 54840-2025 tillsynsbegäran.docx
@@ -540,7 +540,7 @@
     <w:r>
       <w:tab/>
       <w:tab/>
-      <w:t>2026-01-12</w:t>
+      <w:t>2026-01-13</w:t>
       <w:br/>
       <w:br/>
     </w:r>

--- a/tillsyn/A 54840-2025 tillsynsbegäran.docx
+++ b/tillsyn/A 54840-2025 tillsynsbegäran.docx
@@ -540,7 +540,7 @@
     <w:r>
       <w:tab/>
       <w:tab/>
-      <w:t>2026-01-13</w:t>
+      <w:t>2026-01-14</w:t>
       <w:br/>
       <w:br/>
     </w:r>

--- a/tillsyn/A 54840-2025 tillsynsbegäran.docx
+++ b/tillsyn/A 54840-2025 tillsynsbegäran.docx
@@ -540,7 +540,7 @@
     <w:r>
       <w:tab/>
       <w:tab/>
-      <w:t>2026-01-14</w:t>
+      <w:t>2026-01-15</w:t>
       <w:br/>
       <w:br/>
     </w:r>

--- a/tillsyn/A 54840-2025 tillsynsbegäran.docx
+++ b/tillsyn/A 54840-2025 tillsynsbegäran.docx
@@ -540,7 +540,7 @@
     <w:r>
       <w:tab/>
       <w:tab/>
-      <w:t>2026-01-15</w:t>
+      <w:t>2026-01-16</w:t>
       <w:br/>
       <w:br/>
     </w:r>

--- a/tillsyn/A 54840-2025 tillsynsbegäran.docx
+++ b/tillsyn/A 54840-2025 tillsynsbegäran.docx
@@ -540,7 +540,7 @@
     <w:r>
       <w:tab/>
       <w:tab/>
-      <w:t>2026-01-16</w:t>
+      <w:t>2026-01-17</w:t>
       <w:br/>
       <w:br/>
     </w:r>

--- a/tillsyn/A 54840-2025 tillsynsbegäran.docx
+++ b/tillsyn/A 54840-2025 tillsynsbegäran.docx
@@ -540,7 +540,7 @@
     <w:r>
       <w:tab/>
       <w:tab/>
-      <w:t>2026-01-17</w:t>
+      <w:t>2026-01-18</w:t>
       <w:br/>
       <w:br/>
     </w:r>

--- a/tillsyn/A 54840-2025 tillsynsbegäran.docx
+++ b/tillsyn/A 54840-2025 tillsynsbegäran.docx
@@ -540,7 +540,7 @@
     <w:r>
       <w:tab/>
       <w:tab/>
-      <w:t>2026-01-18</w:t>
+      <w:t>2026-01-19</w:t>
       <w:br/>
       <w:br/>
     </w:r>

--- a/tillsyn/A 54840-2025 tillsynsbegäran.docx
+++ b/tillsyn/A 54840-2025 tillsynsbegäran.docx
@@ -540,7 +540,7 @@
     <w:r>
       <w:tab/>
       <w:tab/>
-      <w:t>2026-01-19</w:t>
+      <w:t>2026-01-20</w:t>
       <w:br/>
       <w:br/>
     </w:r>

--- a/tillsyn/A 54840-2025 tillsynsbegäran.docx
+++ b/tillsyn/A 54840-2025 tillsynsbegäran.docx
@@ -540,7 +540,7 @@
     <w:r>
       <w:tab/>
       <w:tab/>
-      <w:t>2026-01-20</w:t>
+      <w:t>2026-01-21</w:t>
       <w:br/>
       <w:br/>
     </w:r>

--- a/tillsyn/A 54840-2025 tillsynsbegäran.docx
+++ b/tillsyn/A 54840-2025 tillsynsbegäran.docx
@@ -540,7 +540,7 @@
     <w:r>
       <w:tab/>
       <w:tab/>
-      <w:t>2026-01-21</w:t>
+      <w:t>2026-01-23</w:t>
       <w:br/>
       <w:br/>
     </w:r>

--- a/tillsyn/A 54840-2025 tillsynsbegäran.docx
+++ b/tillsyn/A 54840-2025 tillsynsbegäran.docx
@@ -540,7 +540,7 @@
     <w:r>
       <w:tab/>
       <w:tab/>
-      <w:t>2026-01-23</w:t>
+      <w:t>2026-01-24</w:t>
       <w:br/>
       <w:br/>
     </w:r>

--- a/tillsyn/A 54840-2025 tillsynsbegäran.docx
+++ b/tillsyn/A 54840-2025 tillsynsbegäran.docx
@@ -540,7 +540,7 @@
     <w:r>
       <w:tab/>
       <w:tab/>
-      <w:t>2026-01-24</w:t>
+      <w:t>2026-01-25</w:t>
       <w:br/>
       <w:br/>
     </w:r>

--- a/tillsyn/A 54840-2025 tillsynsbegäran.docx
+++ b/tillsyn/A 54840-2025 tillsynsbegäran.docx
@@ -540,7 +540,7 @@
     <w:r>
       <w:tab/>
       <w:tab/>
-      <w:t>2026-01-25</w:t>
+      <w:t>2026-01-26</w:t>
       <w:br/>
       <w:br/>
     </w:r>

--- a/tillsyn/A 54840-2025 tillsynsbegäran.docx
+++ b/tillsyn/A 54840-2025 tillsynsbegäran.docx
@@ -540,7 +540,7 @@
     <w:r>
       <w:tab/>
       <w:tab/>
-      <w:t>2026-01-26</w:t>
+      <w:t>2026-01-27</w:t>
       <w:br/>
       <w:br/>
     </w:r>

--- a/tillsyn/A 54840-2025 tillsynsbegäran.docx
+++ b/tillsyn/A 54840-2025 tillsynsbegäran.docx
@@ -540,7 +540,7 @@
     <w:r>
       <w:tab/>
       <w:tab/>
-      <w:t>2026-01-27</w:t>
+      <w:t>2026-01-28</w:t>
       <w:br/>
       <w:br/>
     </w:r>

--- a/tillsyn/A 54840-2025 tillsynsbegäran.docx
+++ b/tillsyn/A 54840-2025 tillsynsbegäran.docx
@@ -95,10 +95,48 @@
         <w:rPr>
           <w:b/>
         </w:rPr>
+        <w:t>Bronshjon</w:t>
+      </w:r>
+      <w:r>
+        <w:t xml:space="preserve"> är en skalbagge vars larvutveckling sker under grov bark på stammar av döda eller döende barrträd, främst gran, i mindre omfattning tall. Arten är knuten till äldre, naturskogslik granskog med inslag av torkande träd. Bronshjon är typisk art för </w:t>
+      </w:r>
+      <w:r>
+        <w:rPr>
+          <w:i/>
+        </w:rPr>
+        <w:t>9010 Taiga</w:t>
+      </w:r>
+      <w:r>
+        <w:t xml:space="preserve"> (SLU Artdatabanken, 2025).</w:t>
+      </w:r>
+    </w:p>
+    <w:p>
+      <w:r>
+        <w:rPr>
+          <w:b/>
+        </w:rPr>
         <w:t>Garnlav (NT)</w:t>
       </w:r>
       <w:r>
-        <w:t xml:space="preserve"> är en utpräglad barrskogsart som ibland kan drapera träden i norrländska grannaturskogar med hög luftfuktighet. Den förekommer även i talldominerade bestånd där den, förutom i trädens grenverk, påträffas hängande över ojämnheter i tallbarken. Arten har minskat starkt i södra och mellersta Sverige och den minskar även i sitt nordliga utbredningsområde. Orsaken till tillbakagången beror främst på slutavverkningar av naturskogsartade skogar. Bestånd med riklig förekomst bör regelmässigt sparas. Garnlav är värdväxt för den mycket sällsynta och akut hotade fjärilen barrskogslavfly (CR) som hör hemma i boreala barrskogar med riklig förekomst av värdväxten. Tidigare kunde arten konstateras årligen på flera platser vid Dala-Floda i Dalarna innan lokalerna kalavverkades. Senaste fyndet i landet av barrskogslavfly är från år 2000 då den påträffades vid Högberget i Sollefteå kommun (SLU Artdatabanken, 2024).</w:t>
+        <w:t xml:space="preserve"> är en utpräglad barrskogsart som ibland kan drapera träden i norrländska grannaturskogar med hög luftfuktighet. Den förekommer även i talldominerade bestånd där den, förutom i trädens grenverk, påträffas hängande över ojämnheter i tallbarken. Arten har minskat starkt i södra och mellersta Sverige och den minskar även i sitt nordliga utbredningsområde. Orsaken till tillbakagången beror främst på slutavverkningar av naturskogsartade skogar. Bestånd med riklig förekomst bör regelmässigt sparas. Garnlav är värdväxt för den mycket sällsynta och akut hotade fjärilen barrskogslavfly (CR) som hör hemma i boreala barrskogar med riklig förekomst av värdväxten. Tidigare kunde arten konstateras årligen på flera platser vid Dala-Floda i Dalarna innan lokalerna kalavverkades. Senaste fyndet i landet av barrskogslavfly är från år 2000 då den påträffades vid Högberget i Sollefteå kommun. Garnlav är typisk art för </w:t>
+      </w:r>
+      <w:r>
+        <w:rPr>
+          <w:i/>
+        </w:rPr>
+        <w:t xml:space="preserve">9010 Taiga </w:t>
+      </w:r>
+      <w:r>
+        <w:t>och</w:t>
+      </w:r>
+      <w:r>
+        <w:rPr>
+          <w:i/>
+        </w:rPr>
+        <w:t xml:space="preserve"> 9070 Trädklädd betesmark </w:t>
+      </w:r>
+      <w:r>
+        <w:t xml:space="preserve"> (SLU Artdatabanken, 2024).</w:t>
       </w:r>
     </w:p>
     <w:p>
@@ -109,7 +147,16 @@
         <w:t>Kolflarnlav (NT)</w:t>
       </w:r>
       <w:r>
-        <w:t xml:space="preserve"> är brandberoende och växer nästan uteslutande på kolad hård kärnved av tall. Etableringen verkar ske först 100–300 år efter brand och nytt substrat nybildas i mycket begränsad omfattning. Avverkning av tallskog av naturskogskaraktär med spår av återkommande bränder är ett hot och mängden lämplig ved att växa på för arten minskar dels på grund av naturlig nedbrytning men framförallt på grund av att det förstörs i samband med slutavverkningar, gallringar och markberedning. Såväl kolflarnlav som mörk kolflarnlav har glänsande bålfjäll och förekommer främst i tall- och blandbarrskogar av naturskogskaraktär med spår av återkommande bränder. Skogar som dessa hyser höga biologiska värden och bör skyddas (SLU Artdatabanken, 2024).</w:t>
+        <w:t xml:space="preserve"> är brandberoende och växer nästan uteslutande på kolad hård kärnved av tall. Etableringen verkar ske först 100–300 år efter brand och nytt substrat nybildas i mycket begränsad omfattning. Avverkning av tallskog av naturskogskaraktär med spår av återkommande bränder är ett hot och mängden lämplig ved att växa på för arten minskar dels på grund av naturlig nedbrytning men framförallt på grund av att det förstörs i samband med slutavverkningar, gallringar och markberedning. Såväl kolflarnlav som mörk kolflarnlav har glänsande bålfjäll och förekommer främst i tall- och blandbarrskogar av naturskogskaraktär med spår av återkommande bränder. Skogar som dessa hyser höga biologiska värden och bör skyddas. Kolflarnlav är typisk art för </w:t>
+      </w:r>
+      <w:r>
+        <w:rPr>
+          <w:i/>
+        </w:rPr>
+        <w:t>9010 Taiga</w:t>
+      </w:r>
+      <w:r>
+        <w:t xml:space="preserve"> (SLU Artdatabanken, 2024).</w:t>
       </w:r>
     </w:p>
     <w:p>
@@ -129,7 +176,16 @@
         <w:t>Corticeus longulus</w:t>
       </w:r>
       <w:r>
-        <w:t xml:space="preserve"> (VU), tallbarksvartbagge (VU), tallgångbagge (VU) och cholodkovskys bastborre (NT). Den mindre märgborrens måsvingeliknande gnaggångar är lätta att känna igen och hittas ofta på grova tallgrenar på marken. Rika förekomster av främst mindre märgborre men även skarptandad barkborre (NT) är en signal för artrikedom och inventeringar har visat att det är i skogar med en naturlig självgallring som det skapas förutsättningar för dessa arter samt de efterföljande åtgärdsprogramsarterna. Tallskogar med stark förekomst av mindre märgborre och skarptandad barkborre bör avsättas som reservat. Generellt bör hänsyn tas vid slutavverkning av talldominerad skog så att avverkningsrester som gren- och toppdelar lämnas (Pettersson, 2014; Hedgren, 2012; Gunnarsson m fl., 1999).</w:t>
+        <w:t xml:space="preserve"> (VU), tallbarksvartbagge (VU), tallgångbagge (VU) och cholodkovskys bastborre (NT). Den mindre märgborrens måsvingeliknande gnaggångar är lätta att känna igen och hittas ofta på grova tallgrenar på marken. Rika förekomster av främst mindre märgborre men även skarptandad barkborre (NT) är en signal för artrikedom och inventeringar har visat att det är i skogar med en naturlig självgallring som det skapas förutsättningar för dessa arter samt de efterföljande åtgärdsprogramsarterna. Tallskogar med stark förekomst av mindre märgborre och skarptandad barkborre bör avsättas som reservat. Generellt bör hänsyn tas vid slutavverkning av talldominerad skog så att avverkningsrester som gren- och toppdelar lämnas. Mindre märgborre är typisk art för </w:t>
+      </w:r>
+      <w:r>
+        <w:rPr>
+          <w:i/>
+        </w:rPr>
+        <w:t>9060 Åsbarrskog</w:t>
+      </w:r>
+      <w:r>
+        <w:t xml:space="preserve"> (Pettersson, 2014; Hedgren, 2012; Gunnarsson m fl., 1999).</w:t>
       </w:r>
     </w:p>
     <w:p>
@@ -140,7 +196,16 @@
         <w:t>Vedskivlav (NT)</w:t>
       </w:r>
       <w:r>
-        <w:t xml:space="preserve"> växer på gammal, torr, exponerad, hård kärnved av framförallt tall i naturskogsartade bestånd. Avverkning av tallskog av naturskogskaraktär med spår av återkommande bränder är ett hot. Mängden lämplig ved att växa på för vedskivlav minskar, dels på grund av naturlig nedbrytning men framförallt på grund av att de förstörs i samband med slutavverkningar, gallringar och markberedning. Tall- och blandbarrskogar av naturskogskaraktär med spår av återkommande bränder bör skyddas (SLU Artdatabanken, 2024).</w:t>
+        <w:t xml:space="preserve"> växer på gammal, torr, exponerad, hård kärnved av framförallt tall i naturskogsartade bestånd. Avverkning av tallskog av naturskogskaraktär med spår av återkommande bränder är ett hot. Mängden lämplig ved att växa på för vedskivlav minskar, dels på grund av naturlig nedbrytning men framförallt på grund av att de förstörs i samband med slutavverkningar, gallringar och markberedning. Tall- och blandbarrskogar av naturskogskaraktär med spår av återkommande bränder bör skyddas. Vedskivlav är typisk art för </w:t>
+      </w:r>
+      <w:r>
+        <w:rPr>
+          <w:i/>
+        </w:rPr>
+        <w:t>9010 Taiga</w:t>
+      </w:r>
+      <w:r>
+        <w:t xml:space="preserve"> (SLU Artdatabanken, 2024).</w:t>
       </w:r>
     </w:p>
     <w:p>
@@ -178,7 +243,25 @@
         <w:t>Spillkråka (NT, §4)</w:t>
       </w:r>
       <w:r>
-        <w:t xml:space="preserve"> är rödlistad som nära hotad och ingår i bilaga 1 i EU:s fågeldirektiv. Den minskar i population på grund av minskad tillgång på lämpliga bo- och födoträd och minskad födotillgång. Spillkråkans minskningstakt har uppgått till 19 (24–10) % under de senaste 15 åren. Minskningstakten för den svenska populationen bedöms vara nära gränsvärdet för Sårbar (VU) (A2bc). Skogsbruk med korta omloppstider och täta, homogena ungskogar utgör det största hotet, (SLU Artdatabanken, 2023).</w:t>
+        <w:t xml:space="preserve"> är rödlistad som nära hotad och ingår i bilaga 1 i EU:s fågeldirektiv. Den minskar i population på grund av minskad tillgång på lämpliga bo- och födoträd och minskad födotillgång. Spillkråkans minskningstakt har uppgått till 19 (24–10) % under de senaste 15 åren. Minskningstakten för den svenska populationen bedöms vara nära gränsvärdet för Sårbar (VU) (A2bc). Skogsbruk med korta omloppstider och täta, homogena ungskogar utgör det största hotet. Spillkråka är typisk art för </w:t>
+      </w:r>
+      <w:r>
+        <w:rPr>
+          <w:i/>
+        </w:rPr>
+        <w:t xml:space="preserve">9010 Taiga </w:t>
+      </w:r>
+      <w:r>
+        <w:t>och</w:t>
+      </w:r>
+      <w:r>
+        <w:rPr>
+          <w:i/>
+        </w:rPr>
+        <w:t xml:space="preserve"> 9740 Skogsbevuxen myr </w:t>
+      </w:r>
+      <w:r>
+        <w:t>(SLU Artdatabanken, 2023).</w:t>
       </w:r>
     </w:p>
     <w:p>
@@ -235,7 +318,16 @@
     </w:p>
     <w:p>
       <w:r>
-        <w:t>Rika förekomster av främst mindre märgborre men även skarptandad barkborre (NT) är en signal för artrikedom och inventeringar har visat att det är i skogar med en naturlig självgallring som det skapas förutsättningar för dessa arter samt de efterföljande åtgärdsprogramsarterna (Pettersson, 2014; Hedgren, 2012). Tallskogar med stark förekomst av mindre märgborre och skarptandad barkborre bör avsättas som reservat. Generellt bör hänsyn tas vid slutavverkning av talldominerad skog så att avverkningsrester som gren- och toppdelar (s.k. GROT) lämnas (Pettersson, 2014).</w:t>
+        <w:t xml:space="preserve">Rika förekomster av främst mindre märgborre men även skarptandad barkborre (NT) är en signal för artrikedom och inventeringar har visat att det är i skogar med en naturlig självgallring som det skapas förutsättningar för dessa arter samt de efterföljande åtgärdsprogramsarterna (Pettersson, 2014; Hedgren, 2012). Tallskogar med stark förekomst av mindre märgborre och skarptandad barkborre bör avsättas som reservat. Generellt bör hänsyn tas vid slutavverkning av talldominerad skog så att avverkningsrester som gren- och toppdelar (s.k. GROT) lämnas. Mindre märgborre är typisk art för </w:t>
+      </w:r>
+      <w:r>
+        <w:rPr>
+          <w:i/>
+        </w:rPr>
+        <w:t>9060 Åsbarrskog</w:t>
+      </w:r>
+      <w:r>
+        <w:t xml:space="preserve"> (Pettersson, 2014; SLU Artdatabanken, 2024).</w:t>
       </w:r>
     </w:p>
     <w:p>
@@ -346,6 +438,20 @@
     </w:p>
     <w:p>
       <w:r>
+        <w:t xml:space="preserve">SLU Artdatabanken, 2024. </w:t>
+      </w:r>
+      <w:r>
+        <w:rPr>
+          <w:i/>
+        </w:rPr>
+        <w:t xml:space="preserve">Artfaktablad. Naturvård – artfakta. </w:t>
+      </w:r>
+      <w:r>
+        <w:t>SLU Artdatabanken, Uppsala.</w:t>
+      </w:r>
+    </w:p>
+    <w:p>
+      <w:r>
         <w:t xml:space="preserve">Wikars, L.-O., Hansson, J. &amp; Hedgren, O., 2010. </w:t>
       </w:r>
       <w:r>
@@ -382,12 +488,30 @@
     </w:p>
     <w:p>
       <w:r>
-        <w:t>Spillkråka (NT) är rödlistad som nära hotad, fridlyst enligt §4 Artskyddsförordningen och ingår i bilaga 1 i EU:s fågeldirektiv. Spillkråka lever i både barr- och blandskog liksom i ren lövskog. De tätaste populationerna tenderar att finnas i äldre, variationsrik blandskog med gott om död ved och gamla träd.</w:t>
+        <w:t xml:space="preserve">Spillkråka (NT) är rödlistad som nära hotad, fridlyst enligt §4 Artskyddsförordningen, typisk art för </w:t>
+      </w:r>
+      <w:r>
+        <w:rPr>
+          <w:i/>
+        </w:rPr>
+        <w:t xml:space="preserve">9010 Taiga </w:t>
+      </w:r>
+      <w:r>
+        <w:t>och</w:t>
+      </w:r>
+      <w:r>
+        <w:rPr>
+          <w:i/>
+        </w:rPr>
+        <w:t xml:space="preserve"> 9740 Skogsbevuxen myr</w:t>
+      </w:r>
+      <w:r>
+        <w:t xml:space="preserve"> och ingår i bilaga 1 i EU:s fågeldirektiv. Spillkråka lever i både barr- och blandskog liksom i ren lövskog. De tätaste populationerna tenderar att finnas i äldre, variationsrik blandskog med gott om död ved och gamla träd.</w:t>
       </w:r>
     </w:p>
     <w:p>
       <w:r>
-        <w:t>Varje par utnyttjar 400–1000 hektar skog beroende på skogens kvalitet. En minskning av populationen pågår på grund av minskad tillgång på lämpliga bo- och födoträd och minskad födotillgång. Spillkråkans minskningstakt har uppgått till 19 (24–10) % under de senaste 15 åren. Minskningstakten för den svenska populationen bedöms vara nära gränsvärdet för Sårbar (VU) (A2bc). Skogsbruk med korta omloppstider och täta, homogena ungskogar utgör det största hotet (Artdatabanken 2023).</w:t>
+        <w:t>Varje par utnyttjar 400–1000 hektar skog beroende på skogens kvalitet. En minskning av populationen pågår på grund av minskad tillgång på lämpliga bo- och födoträd och minskad födotillgång. Spillkråkans minskningstakt har uppgått till 19 (24–10) % under de senaste 15 åren. Minskningstakten för den svenska populationen bedöms vara nära gränsvärdet för Sårbar (VU) (A2bc). Skogsbruk med korta omloppstider och täta, homogena ungskogar utgör det största hotet (SLU Artdatabanken 2023).</w:t>
       </w:r>
     </w:p>
     <w:p>
@@ -540,7 +664,7 @@
     <w:r>
       <w:tab/>
       <w:tab/>
-      <w:t>2026-01-28</w:t>
+      <w:t>2026-01-29</w:t>
       <w:br/>
       <w:br/>
     </w:r>

--- a/tillsyn/A 54840-2025 tillsynsbegäran.docx
+++ b/tillsyn/A 54840-2025 tillsynsbegäran.docx
@@ -664,7 +664,7 @@
     <w:r>
       <w:tab/>
       <w:tab/>
-      <w:t>2026-01-29</w:t>
+      <w:t>2026-01-30</w:t>
       <w:br/>
       <w:br/>
     </w:r>

--- a/tillsyn/A 54840-2025 tillsynsbegäran.docx
+++ b/tillsyn/A 54840-2025 tillsynsbegäran.docx
@@ -664,7 +664,7 @@
     <w:r>
       <w:tab/>
       <w:tab/>
-      <w:t>2026-01-30</w:t>
+      <w:t>2026-01-31</w:t>
       <w:br/>
       <w:br/>
     </w:r>

--- a/tillsyn/A 54840-2025 tillsynsbegäran.docx
+++ b/tillsyn/A 54840-2025 tillsynsbegäran.docx
@@ -664,7 +664,7 @@
     <w:r>
       <w:tab/>
       <w:tab/>
-      <w:t>2026-02-22</w:t>
+      <w:t>2026-02-23</w:t>
       <w:br/>
       <w:br/>
     </w:r>

--- a/tillsyn/A 54840-2025 tillsynsbegäran.docx
+++ b/tillsyn/A 54840-2025 tillsynsbegäran.docx
@@ -664,7 +664,7 @@
     <w:r>
       <w:tab/>
       <w:tab/>
-      <w:t>2026-02-23</w:t>
+      <w:t>2026-02-24</w:t>
       <w:br/>
       <w:br/>
     </w:r>

--- a/tillsyn/A 54840-2025 tillsynsbegäran.docx
+++ b/tillsyn/A 54840-2025 tillsynsbegäran.docx
@@ -664,7 +664,7 @@
     <w:r>
       <w:tab/>
       <w:tab/>
-      <w:t>2026-02-24</w:t>
+      <w:t>2026-02-25</w:t>
       <w:br/>
       <w:br/>
     </w:r>

--- a/tillsyn/A 54840-2025 tillsynsbegäran.docx
+++ b/tillsyn/A 54840-2025 tillsynsbegäran.docx
@@ -664,7 +664,7 @@
     <w:r>
       <w:tab/>
       <w:tab/>
-      <w:t>2026-02-25</w:t>
+      <w:t>2026-02-26</w:t>
       <w:br/>
       <w:br/>
     </w:r>

--- a/tillsyn/A 54840-2025 tillsynsbegäran.docx
+++ b/tillsyn/A 54840-2025 tillsynsbegäran.docx
@@ -664,7 +664,7 @@
     <w:r>
       <w:tab/>
       <w:tab/>
-      <w:t>2026-02-26</w:t>
+      <w:t>2026-02-28</w:t>
       <w:br/>
       <w:br/>
     </w:r>

--- a/tillsyn/A 54840-2025 tillsynsbegäran.docx
+++ b/tillsyn/A 54840-2025 tillsynsbegäran.docx
@@ -664,7 +664,7 @@
     <w:r>
       <w:tab/>
       <w:tab/>
-      <w:t>2026-02-28</w:t>
+      <w:t>2026-03-01</w:t>
       <w:br/>
       <w:br/>
     </w:r>

--- a/tillsyn/A 54840-2025 tillsynsbegäran.docx
+++ b/tillsyn/A 54840-2025 tillsynsbegäran.docx
@@ -664,7 +664,7 @@
     <w:r>
       <w:tab/>
       <w:tab/>
-      <w:t>2026-03-01</w:t>
+      <w:t>2026-03-02</w:t>
       <w:br/>
       <w:br/>
     </w:r>

--- a/tillsyn/A 54840-2025 tillsynsbegäran.docx
+++ b/tillsyn/A 54840-2025 tillsynsbegäran.docx
@@ -133,7 +133,7 @@
         <w:rPr>
           <w:i/>
         </w:rPr>
-        <w:t xml:space="preserve"> 9070 Trädklädd betesmark </w:t>
+        <w:t xml:space="preserve"> 9070 Trädklädd betesmark</w:t>
       </w:r>
       <w:r>
         <w:t xml:space="preserve"> (SLU Artdatabanken, 2024).</w:t>
@@ -664,7 +664,7 @@
     <w:r>
       <w:tab/>
       <w:tab/>
-      <w:t>2026-03-02</w:t>
+      <w:t>2026-03-03</w:t>
       <w:br/>
       <w:br/>
     </w:r>

--- a/tillsyn/A 54840-2025 tillsynsbegäran.docx
+++ b/tillsyn/A 54840-2025 tillsynsbegäran.docx
@@ -664,7 +664,7 @@
     <w:r>
       <w:tab/>
       <w:tab/>
-      <w:t>2026-03-03</w:t>
+      <w:t>2026-03-04</w:t>
       <w:br/>
       <w:br/>
     </w:r>

--- a/tillsyn/A 54840-2025 tillsynsbegäran.docx
+++ b/tillsyn/A 54840-2025 tillsynsbegäran.docx
@@ -664,7 +664,7 @@
     <w:r>
       <w:tab/>
       <w:tab/>
-      <w:t>2026-03-04</w:t>
+      <w:t>2026-03-05</w:t>
       <w:br/>
       <w:br/>
     </w:r>

--- a/tillsyn/A 54840-2025 tillsynsbegäran.docx
+++ b/tillsyn/A 54840-2025 tillsynsbegäran.docx
@@ -664,7 +664,7 @@
     <w:r>
       <w:tab/>
       <w:tab/>
-      <w:t>2026-03-05</w:t>
+      <w:t>2026-03-06</w:t>
       <w:br/>
       <w:br/>
     </w:r>

--- a/tillsyn/A 54840-2025 tillsynsbegäran.docx
+++ b/tillsyn/A 54840-2025 tillsynsbegäran.docx
@@ -664,7 +664,7 @@
     <w:r>
       <w:tab/>
       <w:tab/>
-      <w:t>2026-03-06</w:t>
+      <w:t>2026-03-07</w:t>
       <w:br/>
       <w:br/>
     </w:r>

--- a/tillsyn/A 54840-2025 tillsynsbegäran.docx
+++ b/tillsyn/A 54840-2025 tillsynsbegäran.docx
@@ -664,7 +664,7 @@
     <w:r>
       <w:tab/>
       <w:tab/>
-      <w:t>2026-03-07</w:t>
+      <w:t>2026-03-08</w:t>
       <w:br/>
       <w:br/>
     </w:r>

--- a/tillsyn/A 54840-2025 tillsynsbegäran.docx
+++ b/tillsyn/A 54840-2025 tillsynsbegäran.docx
@@ -664,7 +664,7 @@
     <w:r>
       <w:tab/>
       <w:tab/>
-      <w:t>2026-03-08</w:t>
+      <w:t>2026-03-09</w:t>
       <w:br/>
       <w:br/>
     </w:r>

--- a/tillsyn/A 54840-2025 tillsynsbegäran.docx
+++ b/tillsyn/A 54840-2025 tillsynsbegäran.docx
@@ -664,7 +664,7 @@
     <w:r>
       <w:tab/>
       <w:tab/>
-      <w:t>2026-03-09</w:t>
+      <w:t>2026-03-10</w:t>
       <w:br/>
       <w:br/>
     </w:r>

--- a/tillsyn/A 54840-2025 tillsynsbegäran.docx
+++ b/tillsyn/A 54840-2025 tillsynsbegäran.docx
@@ -243,7 +243,7 @@
         <w:t>Spillkråka (NT, §4)</w:t>
       </w:r>
       <w:r>
-        <w:t xml:space="preserve"> är rödlistad som nära hotad och ingår i bilaga 1 i EU:s fågeldirektiv. Den minskar i population på grund av minskad tillgång på lämpliga bo- och födoträd och minskad födotillgång. Spillkråkans minskningstakt har uppgått till 19 (24–10) % under de senaste 15 åren. Minskningstakten för den svenska populationen bedöms vara nära gränsvärdet för Sårbar (VU) (A2bc). Skogsbruk med korta omloppstider och täta, homogena ungskogar utgör det största hotet. Spillkråka är typisk art för </w:t>
+        <w:t xml:space="preserve"> är rödlistad som nära hotad och ingår i bilaga 1 i EU:s fågeldirektiv. Den minskar i population på grund av minskad tillgång på lämpliga bo- och födoträd och minskad födotillgång. Spillkråkans minskningstakt har uppgått till 19 (24–10) % under de senaste 15 åren och bedöms vara nära gränsvärdet för Sårbar (VU) (A2bc). Spillkråka är en nyckelart i skogliga miljöer vars övergivna bohål utnyttjas av flera andra hålhäckande fågelarter och fladdermöss. Den behöver grova träd, främst tall, asp och bok som boträd. Skogsbruk med korta omloppstider och täta, homogena ungskogar utgör det största hotet. Spillkråka är typisk art för </w:t>
       </w:r>
       <w:r>
         <w:rPr>
@@ -261,7 +261,7 @@
         <w:t xml:space="preserve"> 9740 Skogsbevuxen myr </w:t>
       </w:r>
       <w:r>
-        <w:t>(SLU Artdatabanken, 2023).</w:t>
+        <w:t>(SLU Artdatabanken, 2025; Skogsstyrelsen 2016).</w:t>
       </w:r>
     </w:p>
     <w:p>
@@ -506,7 +506,7 @@
         <w:t xml:space="preserve"> 9740 Skogsbevuxen myr</w:t>
       </w:r>
       <w:r>
-        <w:t xml:space="preserve"> och ingår i bilaga 1 i EU:s fågeldirektiv. Spillkråka lever i både barr- och blandskog liksom i ren lövskog. De tätaste populationerna tenderar att finnas i äldre, variationsrik blandskog med gott om död ved och gamla träd.</w:t>
+        <w:t xml:space="preserve"> och ingår i bilaga 1 i EU:s fågeldirektiv. Spillkråka lever i både barr- och blandskog liksom i ren lövskog. De tätaste populationerna tenderar att finnas i äldre, variationsrik blandskog med gott om död ved och gamla träd. Spillkråka är en nyckelart i skogliga miljöer vars övergivna bohål utnyttjas av flera andra hålhäckande fågelarter och fladdermöss (SLU Artdatabanken, 2023; Skogsstyrelsen 2016).</w:t>
       </w:r>
     </w:p>
     <w:p>
@@ -524,7 +524,21 @@
     </w:p>
     <w:p>
       <w:r>
-        <w:t xml:space="preserve">SLU Artdatabanken, 2021. </w:t>
+        <w:t xml:space="preserve">Skogsstyrelsen, 2016. </w:t>
+      </w:r>
+      <w:r>
+        <w:rPr>
+          <w:i/>
+        </w:rPr>
+        <w:t xml:space="preserve">Vägledning för hänsyn till spillkråka. </w:t>
+      </w:r>
+      <w:r>
+        <w:t>Vägledningar och kunskapsstöd artskydd – Skogsstyrelsen.</w:t>
+      </w:r>
+    </w:p>
+    <w:p>
+      <w:r>
+        <w:t xml:space="preserve">SLU Artdatabanken, 2023. </w:t>
       </w:r>
       <w:r>
         <w:rPr>
@@ -664,7 +678,7 @@
     <w:r>
       <w:tab/>
       <w:tab/>
-      <w:t>2026-03-10</w:t>
+      <w:t>2026-03-11</w:t>
       <w:br/>
       <w:br/>
     </w:r>

--- a/tillsyn/A 54840-2025 tillsynsbegäran.docx
+++ b/tillsyn/A 54840-2025 tillsynsbegäran.docx
@@ -678,7 +678,7 @@
     <w:r>
       <w:tab/>
       <w:tab/>
-      <w:t>2026-03-11</w:t>
+      <w:t>2026-03-12</w:t>
       <w:br/>
       <w:br/>
     </w:r>

--- a/tillsyn/A 54840-2025 tillsynsbegäran.docx
+++ b/tillsyn/A 54840-2025 tillsynsbegäran.docx
@@ -678,7 +678,7 @@
     <w:r>
       <w:tab/>
       <w:tab/>
-      <w:t>2026-03-12</w:t>
+      <w:t>2026-03-13</w:t>
       <w:br/>
       <w:br/>
     </w:r>

--- a/tillsyn/A 54840-2025 tillsynsbegäran.docx
+++ b/tillsyn/A 54840-2025 tillsynsbegäran.docx
@@ -678,7 +678,7 @@
     <w:r>
       <w:tab/>
       <w:tab/>
-      <w:t>2026-04-14</w:t>
+      <w:t>2026-04-15</w:t>
       <w:br/>
       <w:br/>
     </w:r>

--- a/tillsyn/A 54840-2025 tillsynsbegäran.docx
+++ b/tillsyn/A 54840-2025 tillsynsbegäran.docx
@@ -678,7 +678,7 @@
     <w:r>
       <w:tab/>
       <w:tab/>
-      <w:t>2026-04-15</w:t>
+      <w:t>2026-04-16</w:t>
       <w:br/>
       <w:br/>
     </w:r>

--- a/tillsyn/A 54840-2025 tillsynsbegäran.docx
+++ b/tillsyn/A 54840-2025 tillsynsbegäran.docx
@@ -678,7 +678,7 @@
     <w:r>
       <w:tab/>
       <w:tab/>
-      <w:t>2026-04-16</w:t>
+      <w:t>2026-04-17</w:t>
       <w:br/>
       <w:br/>
     </w:r>

--- a/tillsyn/A 54840-2025 tillsynsbegäran.docx
+++ b/tillsyn/A 54840-2025 tillsynsbegäran.docx
@@ -678,7 +678,7 @@
     <w:r>
       <w:tab/>
       <w:tab/>
-      <w:t>2026-04-17</w:t>
+      <w:t>2026-04-18</w:t>
       <w:br/>
       <w:br/>
     </w:r>

--- a/tillsyn/A 54840-2025 tillsynsbegäran.docx
+++ b/tillsyn/A 54840-2025 tillsynsbegäran.docx
@@ -678,7 +678,7 @@
     <w:r>
       <w:tab/>
       <w:tab/>
-      <w:t>2026-04-18</w:t>
+      <w:t>2026-04-19</w:t>
       <w:br/>
       <w:br/>
     </w:r>

--- a/tillsyn/A 54840-2025 tillsynsbegäran.docx
+++ b/tillsyn/A 54840-2025 tillsynsbegäran.docx
@@ -678,7 +678,7 @@
     <w:r>
       <w:tab/>
       <w:tab/>
-      <w:t>2026-04-19</w:t>
+      <w:t>2026-04-20</w:t>
       <w:br/>
       <w:br/>
     </w:r>

--- a/tillsyn/A 54840-2025 tillsynsbegäran.docx
+++ b/tillsyn/A 54840-2025 tillsynsbegäran.docx
@@ -678,7 +678,7 @@
     <w:r>
       <w:tab/>
       <w:tab/>
-      <w:t>2026-04-20</w:t>
+      <w:t>2026-04-21</w:t>
       <w:br/>
       <w:br/>
     </w:r>

--- a/tillsyn/A 54840-2025 tillsynsbegäran.docx
+++ b/tillsyn/A 54840-2025 tillsynsbegäran.docx
@@ -678,7 +678,7 @@
     <w:r>
       <w:tab/>
       <w:tab/>
-      <w:t>2026-04-21</w:t>
+      <w:t>2026-04-22</w:t>
       <w:br/>
       <w:br/>
     </w:r>

--- a/tillsyn/A 54840-2025 tillsynsbegäran.docx
+++ b/tillsyn/A 54840-2025 tillsynsbegäran.docx
@@ -678,7 +678,7 @@
     <w:r>
       <w:tab/>
       <w:tab/>
-      <w:t>2026-04-22</w:t>
+      <w:t>2026-04-23</w:t>
       <w:br/>
       <w:br/>
     </w:r>

--- a/tillsyn/A 54840-2025 tillsynsbegäran.docx
+++ b/tillsyn/A 54840-2025 tillsynsbegäran.docx
@@ -678,7 +678,7 @@
     <w:r>
       <w:tab/>
       <w:tab/>
-      <w:t>2026-04-23</w:t>
+      <w:t>2026-04-24</w:t>
       <w:br/>
       <w:br/>
     </w:r>

--- a/tillsyn/A 54840-2025 tillsynsbegäran.docx
+++ b/tillsyn/A 54840-2025 tillsynsbegäran.docx
@@ -678,7 +678,7 @@
     <w:r>
       <w:tab/>
       <w:tab/>
-      <w:t>2026-04-24</w:t>
+      <w:t>2026-04-25</w:t>
       <w:br/>
       <w:br/>
     </w:r>

--- a/tillsyn/A 54840-2025 tillsynsbegäran.docx
+++ b/tillsyn/A 54840-2025 tillsynsbegäran.docx
@@ -678,7 +678,7 @@
     <w:r>
       <w:tab/>
       <w:tab/>
-      <w:t>2026-04-25</w:t>
+      <w:t>2026-04-26</w:t>
       <w:br/>
       <w:br/>
     </w:r>

--- a/tillsyn/A 54840-2025 tillsynsbegäran.docx
+++ b/tillsyn/A 54840-2025 tillsynsbegäran.docx
@@ -678,7 +678,7 @@
     <w:r>
       <w:tab/>
       <w:tab/>
-      <w:t>2026-04-26</w:t>
+      <w:t>2026-04-27</w:t>
       <w:br/>
       <w:br/>
     </w:r>

--- a/tillsyn/A 54840-2025 tillsynsbegäran.docx
+++ b/tillsyn/A 54840-2025 tillsynsbegäran.docx
@@ -678,7 +678,7 @@
     <w:r>
       <w:tab/>
       <w:tab/>
-      <w:t>2026-04-27</w:t>
+      <w:t>2026-04-28</w:t>
       <w:br/>
       <w:br/>
     </w:r>

--- a/tillsyn/A 54840-2025 tillsynsbegäran.docx
+++ b/tillsyn/A 54840-2025 tillsynsbegäran.docx
@@ -678,7 +678,7 @@
     <w:r>
       <w:tab/>
       <w:tab/>
-      <w:t>2026-04-28</w:t>
+      <w:t>2026-04-29</w:t>
       <w:br/>
       <w:br/>
     </w:r>

--- a/tillsyn/A 54840-2025 tillsynsbegäran.docx
+++ b/tillsyn/A 54840-2025 tillsynsbegäran.docx
@@ -678,7 +678,7 @@
     <w:r>
       <w:tab/>
       <w:tab/>
-      <w:t>2026-04-29</w:t>
+      <w:t>2026-04-30</w:t>
       <w:br/>
       <w:br/>
     </w:r>

--- a/tillsyn/A 54840-2025 tillsynsbegäran.docx
+++ b/tillsyn/A 54840-2025 tillsynsbegäran.docx
@@ -678,7 +678,7 @@
     <w:r>
       <w:tab/>
       <w:tab/>
-      <w:t>2026-04-30</w:t>
+      <w:t>2026-05-01</w:t>
       <w:br/>
       <w:br/>
     </w:r>

--- a/tillsyn/A 54840-2025 tillsynsbegäran.docx
+++ b/tillsyn/A 54840-2025 tillsynsbegäran.docx
@@ -678,7 +678,7 @@
     <w:r>
       <w:tab/>
       <w:tab/>
-      <w:t>2026-05-01</w:t>
+      <w:t>2026-05-02</w:t>
       <w:br/>
       <w:br/>
     </w:r>

--- a/tillsyn/A 54840-2025 tillsynsbegäran.docx
+++ b/tillsyn/A 54840-2025 tillsynsbegäran.docx
@@ -678,7 +678,7 @@
     <w:r>
       <w:tab/>
       <w:tab/>
-      <w:t>2026-05-02</w:t>
+      <w:t>2026-05-03</w:t>
       <w:br/>
       <w:br/>
     </w:r>

--- a/tillsyn/A 54840-2025 tillsynsbegäran.docx
+++ b/tillsyn/A 54840-2025 tillsynsbegäran.docx
@@ -678,7 +678,7 @@
     <w:r>
       <w:tab/>
       <w:tab/>
-      <w:t>2026-05-03</w:t>
+      <w:t>2026-05-04</w:t>
       <w:br/>
       <w:br/>
     </w:r>

--- a/tillsyn/A 54840-2025 tillsynsbegäran.docx
+++ b/tillsyn/A 54840-2025 tillsynsbegäran.docx
@@ -678,7 +678,7 @@
     <w:r>
       <w:tab/>
       <w:tab/>
-      <w:t>2026-05-04</w:t>
+      <w:t>2026-05-05</w:t>
       <w:br/>
       <w:br/>
     </w:r>

--- a/tillsyn/A 54840-2025 tillsynsbegäran.docx
+++ b/tillsyn/A 54840-2025 tillsynsbegäran.docx
@@ -678,7 +678,7 @@
     <w:r>
       <w:tab/>
       <w:tab/>
-      <w:t>2026-05-05</w:t>
+      <w:t>2026-05-06</w:t>
       <w:br/>
       <w:br/>
     </w:r>

--- a/tillsyn/A 54840-2025 tillsynsbegäran.docx
+++ b/tillsyn/A 54840-2025 tillsynsbegäran.docx
@@ -678,7 +678,7 @@
     <w:r>
       <w:tab/>
       <w:tab/>
-      <w:t>2026-05-16</w:t>
+      <w:t>2026-05-17</w:t>
       <w:br/>
       <w:br/>
     </w:r>

--- a/tillsyn/A 54840-2025 tillsynsbegäran.docx
+++ b/tillsyn/A 54840-2025 tillsynsbegäran.docx
@@ -678,7 +678,7 @@
     <w:r>
       <w:tab/>
       <w:tab/>
-      <w:t>2026-05-17</w:t>
+      <w:t>2026-05-18</w:t>
       <w:br/>
       <w:br/>
     </w:r>

--- a/tillsyn/A 54840-2025 tillsynsbegäran.docx
+++ b/tillsyn/A 54840-2025 tillsynsbegäran.docx
@@ -678,7 +678,7 @@
     <w:r>
       <w:tab/>
       <w:tab/>
-      <w:t>2026-05-18</w:t>
+      <w:t>2026-05-19</w:t>
       <w:br/>
       <w:br/>
     </w:r>

--- a/tillsyn/A 54840-2025 tillsynsbegäran.docx
+++ b/tillsyn/A 54840-2025 tillsynsbegäran.docx
@@ -678,7 +678,7 @@
     <w:r>
       <w:tab/>
       <w:tab/>
-      <w:t>2026-05-19</w:t>
+      <w:t>2026-05-20</w:t>
       <w:br/>
       <w:br/>
     </w:r>

--- a/tillsyn/A 54840-2025 tillsynsbegäran.docx
+++ b/tillsyn/A 54840-2025 tillsynsbegäran.docx
@@ -1002,7 +1002,7 @@
     <w:r>
       <w:tab/>
       <w:tab/>
-      <w:t>2026-07-13</w:t>
+      <w:t>2026-07-14</w:t>
       <w:br/>
       <w:br/>
     </w:r>

--- a/tillsyn/A 54840-2025 tillsynsbegäran.docx
+++ b/tillsyn/A 54840-2025 tillsynsbegäran.docx
@@ -1002,7 +1002,7 @@
     <w:r>
       <w:tab/>
       <w:tab/>
-      <w:t>2026-07-14</w:t>
+      <w:t>2026-07-15</w:t>
       <w:br/>
       <w:br/>
     </w:r>

--- a/tillsyn/A 54840-2025 tillsynsbegäran.docx
+++ b/tillsyn/A 54840-2025 tillsynsbegäran.docx
@@ -1002,7 +1002,7 @@
     <w:r>
       <w:tab/>
       <w:tab/>
-      <w:t>2026-07-15</w:t>
+      <w:t>2026-07-16</w:t>
       <w:br/>
       <w:br/>
     </w:r>

--- a/tillsyn/A 54840-2025 tillsynsbegäran.docx
+++ b/tillsyn/A 54840-2025 tillsynsbegäran.docx
@@ -1002,7 +1002,7 @@
     <w:r>
       <w:tab/>
       <w:tab/>
-      <w:t>2026-07-16</w:t>
+      <w:t>2026-07-17</w:t>
       <w:br/>
       <w:br/>
     </w:r>

--- a/tillsyn/A 54840-2025 tillsynsbegäran.docx
+++ b/tillsyn/A 54840-2025 tillsynsbegäran.docx
@@ -1002,7 +1002,7 @@
     <w:r>
       <w:tab/>
       <w:tab/>
-      <w:t>2026-07-17</w:t>
+      <w:t>2026-07-18</w:t>
       <w:br/>
       <w:br/>
     </w:r>

--- a/tillsyn/A 54840-2025 tillsynsbegäran.docx
+++ b/tillsyn/A 54840-2025 tillsynsbegäran.docx
@@ -1002,7 +1002,7 @@
     <w:r>
       <w:tab/>
       <w:tab/>
-      <w:t>2026-07-18</w:t>
+      <w:t>2026-07-19</w:t>
       <w:br/>
       <w:br/>
     </w:r>

--- a/tillsyn/A 54840-2025 tillsynsbegäran.docx
+++ b/tillsyn/A 54840-2025 tillsynsbegäran.docx
@@ -1002,7 +1002,7 @@
     <w:r>
       <w:tab/>
       <w:tab/>
-      <w:t>2026-07-19</w:t>
+      <w:t>2026-07-20</w:t>
       <w:br/>
       <w:br/>
     </w:r>

--- a/tillsyn/A 54840-2025 tillsynsbegäran.docx
+++ b/tillsyn/A 54840-2025 tillsynsbegäran.docx
@@ -1002,7 +1002,7 @@
     <w:r>
       <w:tab/>
       <w:tab/>
-      <w:t>2026-07-20</w:t>
+      <w:t>2026-07-21</w:t>
       <w:br/>
       <w:br/>
     </w:r>

--- a/tillsyn/A 54840-2025 tillsynsbegäran.docx
+++ b/tillsyn/A 54840-2025 tillsynsbegäran.docx
@@ -1002,7 +1002,7 @@
     <w:r>
       <w:tab/>
       <w:tab/>
-      <w:t>2026-07-21</w:t>
+      <w:t>2026-07-22</w:t>
       <w:br/>
       <w:br/>
     </w:r>

--- a/tillsyn/A 54840-2025 tillsynsbegäran.docx
+++ b/tillsyn/A 54840-2025 tillsynsbegäran.docx
@@ -1002,7 +1002,7 @@
     <w:r>
       <w:tab/>
       <w:tab/>
-      <w:t>2026-07-22</w:t>
+      <w:t>2026-07-23</w:t>
       <w:br/>
       <w:br/>
     </w:r>

--- a/tillsyn/A 54840-2025 tillsynsbegäran.docx
+++ b/tillsyn/A 54840-2025 tillsynsbegäran.docx
@@ -1002,7 +1002,7 @@
     <w:r>
       <w:tab/>
       <w:tab/>
-      <w:t>2026-07-23</w:t>
+      <w:t>2026-07-24</w:t>
       <w:br/>
       <w:br/>
     </w:r>

--- a/tillsyn/A 54840-2025 tillsynsbegäran.docx
+++ b/tillsyn/A 54840-2025 tillsynsbegäran.docx
@@ -1002,7 +1002,7 @@
     <w:r>
       <w:tab/>
       <w:tab/>
-      <w:t>2026-07-24</w:t>
+      <w:t>2026-07-25</w:t>
       <w:br/>
       <w:br/>
     </w:r>

--- a/tillsyn/A 54840-2025 tillsynsbegäran.docx
+++ b/tillsyn/A 54840-2025 tillsynsbegäran.docx
@@ -1002,7 +1002,7 @@
     <w:r>
       <w:tab/>
       <w:tab/>
-      <w:t>2026-07-25</w:t>
+      <w:t>2026-07-26</w:t>
       <w:br/>
       <w:br/>
     </w:r>

--- a/tillsyn/A 54840-2025 tillsynsbegäran.docx
+++ b/tillsyn/A 54840-2025 tillsynsbegäran.docx
@@ -1002,7 +1002,7 @@
     <w:r>
       <w:tab/>
       <w:tab/>
-      <w:t>2026-07-26</w:t>
+      <w:t>2026-07-27</w:t>
       <w:br/>
       <w:br/>
     </w:r>

--- a/tillsyn/A 54840-2025 tillsynsbegäran.docx
+++ b/tillsyn/A 54840-2025 tillsynsbegäran.docx
@@ -1002,7 +1002,7 @@
     <w:r>
       <w:tab/>
       <w:tab/>
-      <w:t>2026-07-27</w:t>
+      <w:t>2026-07-28</w:t>
       <w:br/>
       <w:br/>
     </w:r>

--- a/tillsyn/A 54840-2025 tillsynsbegäran.docx
+++ b/tillsyn/A 54840-2025 tillsynsbegäran.docx
@@ -1002,7 +1002,7 @@
     <w:r>
       <w:tab/>
       <w:tab/>
-      <w:t>2026-07-28</w:t>
+      <w:t>2026-07-29</w:t>
       <w:br/>
       <w:br/>
     </w:r>

--- a/tillsyn/A 54840-2025 tillsynsbegäran.docx
+++ b/tillsyn/A 54840-2025 tillsynsbegäran.docx
@@ -1002,7 +1002,7 @@
     <w:r>
       <w:tab/>
       <w:tab/>
-      <w:t>2026-07-29</w:t>
+      <w:t>2026-07-30</w:t>
       <w:br/>
       <w:br/>
     </w:r>

--- a/tillsyn/A 54840-2025 tillsynsbegäran.docx
+++ b/tillsyn/A 54840-2025 tillsynsbegäran.docx
@@ -1002,7 +1002,7 @@
     <w:r>
       <w:tab/>
       <w:tab/>
-      <w:t>2026-07-30</w:t>
+      <w:t>2026-07-31</w:t>
       <w:br/>
       <w:br/>
     </w:r>

--- a/tillsyn/A 54840-2025 tillsynsbegäran.docx
+++ b/tillsyn/A 54840-2025 tillsynsbegäran.docx
@@ -1002,7 +1002,7 @@
     <w:r>
       <w:tab/>
       <w:tab/>
-      <w:t>2026-07-31</w:t>
+      <w:t>2026-08-01</w:t>
       <w:br/>
       <w:br/>
     </w:r>

--- a/tillsyn/A 54840-2025 tillsynsbegäran.docx
+++ b/tillsyn/A 54840-2025 tillsynsbegäran.docx
@@ -1002,7 +1002,7 @@
     <w:r>
       <w:tab/>
       <w:tab/>
-      <w:t>2026-08-01</w:t>
+      <w:t>2026-08-02</w:t>
       <w:br/>
       <w:br/>
     </w:r>

--- a/tillsyn/A 54840-2025 tillsynsbegäran.docx
+++ b/tillsyn/A 54840-2025 tillsynsbegäran.docx
@@ -1002,7 +1002,7 @@
     <w:r>
       <w:tab/>
       <w:tab/>
-      <w:t>2026-08-02</w:t>
+      <w:t>2026-08-03</w:t>
       <w:br/>
       <w:br/>
     </w:r>

--- a/tillsyn/A 54840-2025 tillsynsbegäran.docx
+++ b/tillsyn/A 54840-2025 tillsynsbegäran.docx
@@ -1002,7 +1002,7 @@
     <w:r>
       <w:tab/>
       <w:tab/>
-      <w:t>2026-08-03</w:t>
+      <w:t>2026-08-05</w:t>
       <w:br/>
       <w:br/>
     </w:r>

--- a/tillsyn/A 54840-2025 tillsynsbegäran.docx
+++ b/tillsyn/A 54840-2025 tillsynsbegäran.docx
@@ -1002,7 +1002,7 @@
     <w:r>
       <w:tab/>
       <w:tab/>
-      <w:t>2026-08-05</w:t>
+      <w:t>2026-08-07</w:t>
       <w:br/>
       <w:br/>
     </w:r>

--- a/tillsyn/A 54840-2025 tillsynsbegäran.docx
+++ b/tillsyn/A 54840-2025 tillsynsbegäran.docx
@@ -1002,7 +1002,7 @@
     <w:r>
       <w:tab/>
       <w:tab/>
-      <w:t>2026-08-07</w:t>
+      <w:t>2026-08-08</w:t>
       <w:br/>
       <w:br/>
     </w:r>

--- a/tillsyn/A 54840-2025 tillsynsbegäran.docx
+++ b/tillsyn/A 54840-2025 tillsynsbegäran.docx
@@ -60,7 +60,7 @@
         <w:spacing w:after="240"/>
       </w:pPr>
       <w:r>
-        <w:t>Figur 1. Fyndplatser för naturvårdsarter i och inom 16 meter från avverkningsanmälan. Markörer utan svart kant är placerade på fyndplatsen. Markörer med svart kant är placerade vid sidan av fyndplatsen har ett svart streck som visar fyndplatsens exakta position. Kartans mittpunktskoordinat är N 6779335, E 450225 i SWEREF 99 TM.</w:t>
+        <w:t>Figur 1. Fyndplatser för naturvårdsarter i och inom 16 meter från avverkningsanmälan. Markörer utan svart kant är placerade på fyndplatsen. Markörer med svart kant är placerade vid sidan av fyndplatsen och har ett svart streck som visar fyndplatsens exakta position. Kartans mittpunktskoordinat är N 6779335, E 450225 i SWEREF 99 TM.</w:t>
       </w:r>
     </w:p>
     <w:p>
@@ -1002,7 +1002,7 @@
     <w:r>
       <w:tab/>
       <w:tab/>
-      <w:t>2026-08-14</w:t>
+      <w:t>2026-08-15</w:t>
       <w:br/>
       <w:br/>
     </w:r>

--- a/tillsyn/A 54840-2025 tillsynsbegäran.docx
+++ b/tillsyn/A 54840-2025 tillsynsbegäran.docx
@@ -1002,7 +1002,7 @@
     <w:r>
       <w:tab/>
       <w:tab/>
-      <w:t>2026-08-15</w:t>
+      <w:t>2026-08-16</w:t>
       <w:br/>
       <w:br/>
     </w:r>

--- a/tillsyn/A 54840-2025 tillsynsbegäran.docx
+++ b/tillsyn/A 54840-2025 tillsynsbegäran.docx
@@ -1002,7 +1002,7 @@
     <w:r>
       <w:tab/>
       <w:tab/>
-      <w:t>2026-08-16</w:t>
+      <w:t>2026-08-17</w:t>
       <w:br/>
       <w:br/>
     </w:r>

--- a/tillsyn/A 54840-2025 tillsynsbegäran.docx
+++ b/tillsyn/A 54840-2025 tillsynsbegäran.docx
@@ -1002,7 +1002,7 @@
     <w:r>
       <w:tab/>
       <w:tab/>
-      <w:t>2026-08-17</w:t>
+      <w:t>2026-08-18</w:t>
       <w:br/>
       <w:br/>
     </w:r>

--- a/tillsyn/A 54840-2025 tillsynsbegäran.docx
+++ b/tillsyn/A 54840-2025 tillsynsbegäran.docx
@@ -1002,7 +1002,7 @@
     <w:r>
       <w:tab/>
       <w:tab/>
-      <w:t>2026-08-18</w:t>
+      <w:t>2026-08-19</w:t>
       <w:br/>
       <w:br/>
     </w:r>

--- a/tillsyn/A 54840-2025 tillsynsbegäran.docx
+++ b/tillsyn/A 54840-2025 tillsynsbegäran.docx
@@ -1002,7 +1002,7 @@
     <w:r>
       <w:tab/>
       <w:tab/>
-      <w:t>2026-08-19</w:t>
+      <w:t>2026-08-20</w:t>
       <w:br/>
       <w:br/>
     </w:r>

--- a/tillsyn/A 54840-2025 tillsynsbegäran.docx
+++ b/tillsyn/A 54840-2025 tillsynsbegäran.docx
@@ -1002,7 +1002,7 @@
     <w:r>
       <w:tab/>
       <w:tab/>
-      <w:t>2026-08-20</w:t>
+      <w:t>2026-08-21</w:t>
       <w:br/>
       <w:br/>
     </w:r>

--- a/tillsyn/A 54840-2025 tillsynsbegäran.docx
+++ b/tillsyn/A 54840-2025 tillsynsbegäran.docx
@@ -1002,7 +1002,7 @@
     <w:r>
       <w:tab/>
       <w:tab/>
-      <w:t>2026-08-21</w:t>
+      <w:t>2026-08-22</w:t>
       <w:br/>
       <w:br/>
     </w:r>

--- a/tillsyn/A 54840-2025 tillsynsbegäran.docx
+++ b/tillsyn/A 54840-2025 tillsynsbegäran.docx
@@ -1002,7 +1002,7 @@
     <w:r>
       <w:tab/>
       <w:tab/>
-      <w:t>2026-08-22</w:t>
+      <w:t>2026-08-23</w:t>
       <w:br/>
       <w:br/>
     </w:r>

--- a/tillsyn/A 54840-2025 tillsynsbegäran.docx
+++ b/tillsyn/A 54840-2025 tillsynsbegäran.docx
@@ -1002,7 +1002,7 @@
     <w:r>
       <w:tab/>
       <w:tab/>
-      <w:t>2026-08-23</w:t>
+      <w:t>2026-08-24</w:t>
       <w:br/>
       <w:br/>
     </w:r>

--- a/tillsyn/A 54840-2025 tillsynsbegäran.docx
+++ b/tillsyn/A 54840-2025 tillsynsbegäran.docx
@@ -1002,7 +1002,7 @@
     <w:r>
       <w:tab/>
       <w:tab/>
-      <w:t>2026-08-24</w:t>
+      <w:t>2026-08-25</w:t>
       <w:br/>
       <w:br/>
     </w:r>

--- a/tillsyn/A 54840-2025 tillsynsbegäran.docx
+++ b/tillsyn/A 54840-2025 tillsynsbegäran.docx
@@ -1002,7 +1002,7 @@
     <w:r>
       <w:tab/>
       <w:tab/>
-      <w:t>2026-08-25</w:t>
+      <w:t>2026-08-26</w:t>
       <w:br/>
       <w:br/>
     </w:r>

--- a/tillsyn/A 54840-2025 tillsynsbegäran.docx
+++ b/tillsyn/A 54840-2025 tillsynsbegäran.docx
@@ -1002,7 +1002,7 @@
     <w:r>
       <w:tab/>
       <w:tab/>
-      <w:t>2026-08-26</w:t>
+      <w:t>2026-08-27</w:t>
       <w:br/>
       <w:br/>
     </w:r>

--- a/tillsyn/A 54840-2025 tillsynsbegäran.docx
+++ b/tillsyn/A 54840-2025 tillsynsbegäran.docx
@@ -1002,7 +1002,7 @@
     <w:r>
       <w:tab/>
       <w:tab/>
-      <w:t>2026-08-27</w:t>
+      <w:t>2026-08-28</w:t>
       <w:br/>
       <w:br/>
     </w:r>

--- a/tillsyn/A 54840-2025 tillsynsbegäran.docx
+++ b/tillsyn/A 54840-2025 tillsynsbegäran.docx
@@ -1002,7 +1002,7 @@
     <w:r>
       <w:tab/>
       <w:tab/>
-      <w:t>2026-08-28</w:t>
+      <w:t>2026-08-29</w:t>
       <w:br/>
       <w:br/>
     </w:r>

--- a/tillsyn/A 54840-2025 tillsynsbegäran.docx
+++ b/tillsyn/A 54840-2025 tillsynsbegäran.docx
@@ -1002,7 +1002,7 @@
     <w:r>
       <w:tab/>
       <w:tab/>
-      <w:t>2026-08-29</w:t>
+      <w:t>2026-08-31</w:t>
       <w:br/>
       <w:br/>
     </w:r>

--- a/tillsyn/A 54840-2025 tillsynsbegäran.docx
+++ b/tillsyn/A 54840-2025 tillsynsbegäran.docx
@@ -1002,7 +1002,7 @@
     <w:r>
       <w:tab/>
       <w:tab/>
-      <w:t>2026-08-31</w:t>
+      <w:t>2026-09-01</w:t>
       <w:br/>
       <w:br/>
     </w:r>

--- a/tillsyn/A 54840-2025 tillsynsbegäran.docx
+++ b/tillsyn/A 54840-2025 tillsynsbegäran.docx
@@ -1002,7 +1002,7 @@
     <w:r>
       <w:tab/>
       <w:tab/>
-      <w:t>2026-09-01</w:t>
+      <w:t>2026-09-02</w:t>
       <w:br/>
       <w:br/>
     </w:r>

--- a/tillsyn/A 54840-2025 tillsynsbegäran.docx
+++ b/tillsyn/A 54840-2025 tillsynsbegäran.docx
@@ -1002,7 +1002,7 @@
     <w:r>
       <w:tab/>
       <w:tab/>
-      <w:t>2026-09-02</w:t>
+      <w:t>2026-09-03</w:t>
       <w:br/>
       <w:br/>
     </w:r>

--- a/tillsyn/A 54840-2025 tillsynsbegäran.docx
+++ b/tillsyn/A 54840-2025 tillsynsbegäran.docx
@@ -1002,7 +1002,7 @@
     <w:r>
       <w:tab/>
       <w:tab/>
-      <w:t>2026-09-03</w:t>
+      <w:t>2026-09-04</w:t>
       <w:br/>
       <w:br/>
     </w:r>

--- a/tillsyn/A 54840-2025 tillsynsbegäran.docx
+++ b/tillsyn/A 54840-2025 tillsynsbegäran.docx
@@ -1002,7 +1002,7 @@
     <w:r>
       <w:tab/>
       <w:tab/>
-      <w:t>2026-09-04</w:t>
+      <w:t>2026-09-05</w:t>
       <w:br/>
       <w:br/>
     </w:r>

--- a/tillsyn/A 54840-2025 tillsynsbegäran.docx
+++ b/tillsyn/A 54840-2025 tillsynsbegäran.docx
@@ -1002,7 +1002,7 @@
     <w:r>
       <w:tab/>
       <w:tab/>
-      <w:t>2026-09-05</w:t>
+      <w:t>2026-09-06</w:t>
       <w:br/>
       <w:br/>
     </w:r>

--- a/tillsyn/A 54840-2025 tillsynsbegäran.docx
+++ b/tillsyn/A 54840-2025 tillsynsbegäran.docx
@@ -1002,7 +1002,7 @@
     <w:r>
       <w:tab/>
       <w:tab/>
-      <w:t>2026-09-06</w:t>
+      <w:t>2026-09-07</w:t>
       <w:br/>
       <w:br/>
     </w:r>

--- a/tillsyn/A 54840-2025 tillsynsbegäran.docx
+++ b/tillsyn/A 54840-2025 tillsynsbegäran.docx
@@ -1002,7 +1002,7 @@
     <w:r>
       <w:tab/>
       <w:tab/>
-      <w:t>2026-09-07</w:t>
+      <w:t>2026-09-08</w:t>
       <w:br/>
       <w:br/>
     </w:r>

--- a/tillsyn/A 54840-2025 tillsynsbegäran.docx
+++ b/tillsyn/A 54840-2025 tillsynsbegäran.docx
@@ -1002,7 +1002,7 @@
     <w:r>
       <w:tab/>
       <w:tab/>
-      <w:t>2026-09-08</w:t>
+      <w:t>2026-09-09</w:t>
       <w:br/>
       <w:br/>
     </w:r>

--- a/tillsyn/A 54840-2025 tillsynsbegäran.docx
+++ b/tillsyn/A 54840-2025 tillsynsbegäran.docx
@@ -1002,7 +1002,7 @@
     <w:r>
       <w:tab/>
       <w:tab/>
-      <w:t>2026-09-09</w:t>
+      <w:t>2026-09-10</w:t>
       <w:br/>
       <w:br/>
     </w:r>

--- a/tillsyn/A 54840-2025 tillsynsbegäran.docx
+++ b/tillsyn/A 54840-2025 tillsynsbegäran.docx
@@ -1002,7 +1002,7 @@
     <w:r>
       <w:tab/>
       <w:tab/>
-      <w:t>2026-09-10</w:t>
+      <w:t>2026-09-11</w:t>
       <w:br/>
       <w:br/>
     </w:r>

--- a/tillsyn/A 54840-2025 tillsynsbegäran.docx
+++ b/tillsyn/A 54840-2025 tillsynsbegäran.docx
@@ -1002,7 +1002,7 @@
     <w:r>
       <w:tab/>
       <w:tab/>
-      <w:t>2026-09-11</w:t>
+      <w:t>2026-09-12</w:t>
       <w:br/>
       <w:br/>
     </w:r>

--- a/tillsyn/A 54840-2025 tillsynsbegäran.docx
+++ b/tillsyn/A 54840-2025 tillsynsbegäran.docx
@@ -1002,7 +1002,7 @@
     <w:r>
       <w:tab/>
       <w:tab/>
-      <w:t>2026-09-12</w:t>
+      <w:t>2026-09-13</w:t>
       <w:br/>
       <w:br/>
     </w:r>
